--- a/downloads/article-11.docx
+++ b/downloads/article-11.docx
@@ -392,7 +392,7 @@
             <w:color w:val="0563C1"/>
             <w:u w:val="single"/>
           </w:rPr>
-          <w:t xml:space="preserve">СП 165.1325800.2014</w:t>
+          <w:t xml:space="preserve">СП 165.1325800.2014.</w:t>
         </w:r>
       </w:hyperlink>
       <w:r>
@@ -400,7 +400,7 @@
           <w:b w:val="0"/>
           <w:i w:val="0"/>
         </w:rPr>
-        <w:t xml:space="preserve">. Свод правил. Инженерно-технические мероприятия по гражданской обороне. Актуализированная редакция </w:t>
+        <w:t xml:space="preserve"> Свод правил. Инженерно-технические мероприятия по гражданской обороне. Актуализированная редакция </w:t>
       </w:r>
       <w:hyperlink r:id="rId14">
         <w:r>
